--- a/Master Folder/Master BA Timlak Fisik/09. BA Penetapan Dokumen Pemilihan.docx
+++ b/Master Folder/Master BA Timlak Fisik/09. BA Penetapan Dokumen Pemilihan.docx
@@ -1,6 +1,6 @@
 
 <file path=word/document.xml><?xml version="1.0" encoding="utf-8"?>
-<w:document xmlns:wpc="http://schemas.microsoft.com/office/word/2010/wordprocessingCanvas" xmlns:cx="http://schemas.microsoft.com/office/drawing/2014/chartex" xmlns:cx1="http://schemas.microsoft.com/office/drawing/2015/9/8/chartex" xmlns:cx2="http://schemas.microsoft.com/office/drawing/2015/10/21/chartex" xmlns:cx3="http://schemas.microsoft.com/office/drawing/2016/5/9/chartex" xmlns:cx4="http://schemas.microsoft.com/office/drawing/2016/5/10/chartex" xmlns:cx5="http://schemas.microsoft.com/office/drawing/2016/5/11/chartex" xmlns:cx6="http://schemas.microsoft.com/office/drawing/2016/5/12/chartex" xmlns:cx7="http://schemas.microsoft.com/office/drawing/2016/5/13/chartex" xmlns:cx8="http://schemas.microsoft.com/office/drawing/2016/5/14/chartex" xmlns:mc="http://schemas.openxmlformats.org/markup-compatibility/2006" xmlns:aink="http://schemas.microsoft.com/office/drawing/2016/ink" xmlns:am3d="http://schemas.microsoft.com/office/drawing/2017/model3d" xmlns:o="urn:schemas-microsoft-com:office:office" xmlns:r="http://schemas.openxmlformats.org/officeDocument/2006/relationships" xmlns:m="http://schemas.openxmlformats.org/officeDocument/2006/math" xmlns:v="urn:schemas-microsoft-com:vml" xmlns:wp14="http://schemas.microsoft.com/office/word/2010/wordprocessingDrawing" xmlns:wp="http://schemas.openxmlformats.org/drawingml/2006/wordprocessingDrawing" xmlns:w10="urn:schemas-microsoft-com:office:word" xmlns:w="http://schemas.openxmlformats.org/wordprocessingml/2006/main" xmlns:w14="http://schemas.microsoft.com/office/word/2010/wordml" xmlns:w15="http://schemas.microsoft.com/office/word/2012/wordml" xmlns:w16cex="http://schemas.microsoft.com/office/word/2018/wordml/cex" xmlns:w16cid="http://schemas.microsoft.com/office/word/2016/wordml/cid" xmlns:w16="http://schemas.microsoft.com/office/word/2018/wordml" xmlns:w16sdtdh="http://schemas.microsoft.com/office/word/2020/wordml/sdtdatahash" xmlns:w16se="http://schemas.microsoft.com/office/word/2015/wordml/symex" xmlns:wpg="http://schemas.microsoft.com/office/word/2010/wordprocessingGroup" xmlns:wpi="http://schemas.microsoft.com/office/word/2010/wordprocessingInk" xmlns:wne="http://schemas.microsoft.com/office/word/2006/wordml" xmlns:wps="http://schemas.microsoft.com/office/word/2010/wordprocessingShape" mc:Ignorable="w14 w15 w16se w16cid w16 w16cex w16sdtdh wp14">
+<w:document xmlns:wpc="http://schemas.microsoft.com/office/word/2010/wordprocessingCanvas" xmlns:cx="http://schemas.microsoft.com/office/drawing/2014/chartex" xmlns:cx1="http://schemas.microsoft.com/office/drawing/2015/9/8/chartex" xmlns:cx2="http://schemas.microsoft.com/office/drawing/2015/10/21/chartex" xmlns:cx3="http://schemas.microsoft.com/office/drawing/2016/5/9/chartex" xmlns:cx4="http://schemas.microsoft.com/office/drawing/2016/5/10/chartex" xmlns:cx5="http://schemas.microsoft.com/office/drawing/2016/5/11/chartex" xmlns:cx6="http://schemas.microsoft.com/office/drawing/2016/5/12/chartex" xmlns:cx7="http://schemas.microsoft.com/office/drawing/2016/5/13/chartex" xmlns:cx8="http://schemas.microsoft.com/office/drawing/2016/5/14/chartex" xmlns:mc="http://schemas.openxmlformats.org/markup-compatibility/2006" xmlns:aink="http://schemas.microsoft.com/office/drawing/2016/ink" xmlns:am3d="http://schemas.microsoft.com/office/drawing/2017/model3d" xmlns:o="urn:schemas-microsoft-com:office:office" xmlns:oel="http://schemas.microsoft.com/office/2019/extlst" xmlns:r="http://schemas.openxmlformats.org/officeDocument/2006/relationships" xmlns:m="http://schemas.openxmlformats.org/officeDocument/2006/math" xmlns:v="urn:schemas-microsoft-com:vml" xmlns:wp14="http://schemas.microsoft.com/office/word/2010/wordprocessingDrawing" xmlns:wp="http://schemas.openxmlformats.org/drawingml/2006/wordprocessingDrawing" xmlns:w10="urn:schemas-microsoft-com:office:word" xmlns:w="http://schemas.openxmlformats.org/wordprocessingml/2006/main" xmlns:w14="http://schemas.microsoft.com/office/word/2010/wordml" xmlns:w15="http://schemas.microsoft.com/office/word/2012/wordml" xmlns:w16cex="http://schemas.microsoft.com/office/word/2018/wordml/cex" xmlns:w16cid="http://schemas.microsoft.com/office/word/2016/wordml/cid" xmlns:w16="http://schemas.microsoft.com/office/word/2018/wordml" xmlns:w16du="http://schemas.microsoft.com/office/word/2023/wordml/word16du" xmlns:w16sdtdh="http://schemas.microsoft.com/office/word/2020/wordml/sdtdatahash" xmlns:w16sdtfl="http://schemas.microsoft.com/office/word/2024/wordml/sdtformatlock" xmlns:w16se="http://schemas.microsoft.com/office/word/2015/wordml/symex" xmlns:wpg="http://schemas.microsoft.com/office/word/2010/wordprocessingGroup" xmlns:wpi="http://schemas.microsoft.com/office/word/2010/wordprocessingInk" xmlns:wne="http://schemas.microsoft.com/office/word/2006/wordml" xmlns:wps="http://schemas.microsoft.com/office/word/2010/wordprocessingShape" mc:Ignorable="w14 w15 w16se w16cid w16 w16cex w16sdtdh w16sdtfl w16du wp14">
   <w:body>
     <w:p>
       <w:pPr>
@@ -2370,7 +2370,7 @@
               </wp:anchor>
             </w:drawing>
           </mc:Choice>
-          <mc:Fallback xmlns:w16du="http://schemas.microsoft.com/office/word/2023/wordml/word16du" xmlns:oel="http://schemas.microsoft.com/office/2019/extlst">
+          <mc:Fallback>
             <w:pict>
               <v:shapetype w14:anchorId="3FF4F489" id="_x0000_t202" coordsize="21600,21600" o:spt="202" path="m,l,21600r21600,l21600,xe">
                 <v:stroke joinstyle="miter"/>
@@ -3094,6 +3094,14 @@
               </w:rPr>
               <w:t xml:space="preserve">2. </w:t>
             </w:r>
+            <w:r>
+              <w:rPr>
+                <w:rFonts w:ascii="Arial" w:hAnsi="Arial" w:cs="Arial"/>
+                <w:sz w:val="22"/>
+                <w:szCs w:val="22"/>
+              </w:rPr>
+              <w:t>…………………</w:t>
+            </w:r>
           </w:p>
         </w:tc>
       </w:tr>
@@ -3754,7 +3762,7 @@
 </file>
 
 <file path=word/endnotes.xml><?xml version="1.0" encoding="utf-8"?>
-<w:endnotes xmlns:wpc="http://schemas.microsoft.com/office/word/2010/wordprocessingCanvas" xmlns:cx="http://schemas.microsoft.com/office/drawing/2014/chartex" xmlns:cx1="http://schemas.microsoft.com/office/drawing/2015/9/8/chartex" xmlns:cx2="http://schemas.microsoft.com/office/drawing/2015/10/21/chartex" xmlns:cx3="http://schemas.microsoft.com/office/drawing/2016/5/9/chartex" xmlns:cx4="http://schemas.microsoft.com/office/drawing/2016/5/10/chartex" xmlns:cx5="http://schemas.microsoft.com/office/drawing/2016/5/11/chartex" xmlns:cx6="http://schemas.microsoft.com/office/drawing/2016/5/12/chartex" xmlns:cx7="http://schemas.microsoft.com/office/drawing/2016/5/13/chartex" xmlns:cx8="http://schemas.microsoft.com/office/drawing/2016/5/14/chartex" xmlns:mc="http://schemas.openxmlformats.org/markup-compatibility/2006" xmlns:aink="http://schemas.microsoft.com/office/drawing/2016/ink" xmlns:am3d="http://schemas.microsoft.com/office/drawing/2017/model3d" xmlns:o="urn:schemas-microsoft-com:office:office" xmlns:r="http://schemas.openxmlformats.org/officeDocument/2006/relationships" xmlns:m="http://schemas.openxmlformats.org/officeDocument/2006/math" xmlns:v="urn:schemas-microsoft-com:vml" xmlns:wp14="http://schemas.microsoft.com/office/word/2010/wordprocessingDrawing" xmlns:wp="http://schemas.openxmlformats.org/drawingml/2006/wordprocessingDrawing" xmlns:w10="urn:schemas-microsoft-com:office:word" xmlns:w="http://schemas.openxmlformats.org/wordprocessingml/2006/main" xmlns:w14="http://schemas.microsoft.com/office/word/2010/wordml" xmlns:w15="http://schemas.microsoft.com/office/word/2012/wordml" xmlns:w16cex="http://schemas.microsoft.com/office/word/2018/wordml/cex" xmlns:w16cid="http://schemas.microsoft.com/office/word/2016/wordml/cid" xmlns:w16="http://schemas.microsoft.com/office/word/2018/wordml" xmlns:w16sdtdh="http://schemas.microsoft.com/office/word/2020/wordml/sdtdatahash" xmlns:w16se="http://schemas.microsoft.com/office/word/2015/wordml/symex" xmlns:wpg="http://schemas.microsoft.com/office/word/2010/wordprocessingGroup" xmlns:wpi="http://schemas.microsoft.com/office/word/2010/wordprocessingInk" xmlns:wne="http://schemas.microsoft.com/office/word/2006/wordml" xmlns:wps="http://schemas.microsoft.com/office/word/2010/wordprocessingShape" mc:Ignorable="w14 w15 w16se w16cid w16 w16cex w16sdtdh wp14">
+<w:endnotes xmlns:wpc="http://schemas.microsoft.com/office/word/2010/wordprocessingCanvas" xmlns:cx="http://schemas.microsoft.com/office/drawing/2014/chartex" xmlns:cx1="http://schemas.microsoft.com/office/drawing/2015/9/8/chartex" xmlns:cx2="http://schemas.microsoft.com/office/drawing/2015/10/21/chartex" xmlns:cx3="http://schemas.microsoft.com/office/drawing/2016/5/9/chartex" xmlns:cx4="http://schemas.microsoft.com/office/drawing/2016/5/10/chartex" xmlns:cx5="http://schemas.microsoft.com/office/drawing/2016/5/11/chartex" xmlns:cx6="http://schemas.microsoft.com/office/drawing/2016/5/12/chartex" xmlns:cx7="http://schemas.microsoft.com/office/drawing/2016/5/13/chartex" xmlns:cx8="http://schemas.microsoft.com/office/drawing/2016/5/14/chartex" xmlns:mc="http://schemas.openxmlformats.org/markup-compatibility/2006" xmlns:aink="http://schemas.microsoft.com/office/drawing/2016/ink" xmlns:am3d="http://schemas.microsoft.com/office/drawing/2017/model3d" xmlns:o="urn:schemas-microsoft-com:office:office" xmlns:oel="http://schemas.microsoft.com/office/2019/extlst" xmlns:r="http://schemas.openxmlformats.org/officeDocument/2006/relationships" xmlns:m="http://schemas.openxmlformats.org/officeDocument/2006/math" xmlns:v="urn:schemas-microsoft-com:vml" xmlns:wp14="http://schemas.microsoft.com/office/word/2010/wordprocessingDrawing" xmlns:wp="http://schemas.openxmlformats.org/drawingml/2006/wordprocessingDrawing" xmlns:w10="urn:schemas-microsoft-com:office:word" xmlns:w="http://schemas.openxmlformats.org/wordprocessingml/2006/main" xmlns:w14="http://schemas.microsoft.com/office/word/2010/wordml" xmlns:w15="http://schemas.microsoft.com/office/word/2012/wordml" xmlns:w16cex="http://schemas.microsoft.com/office/word/2018/wordml/cex" xmlns:w16cid="http://schemas.microsoft.com/office/word/2016/wordml/cid" xmlns:w16="http://schemas.microsoft.com/office/word/2018/wordml" xmlns:w16du="http://schemas.microsoft.com/office/word/2023/wordml/word16du" xmlns:w16sdtdh="http://schemas.microsoft.com/office/word/2020/wordml/sdtdatahash" xmlns:w16sdtfl="http://schemas.microsoft.com/office/word/2024/wordml/sdtformatlock" xmlns:w16se="http://schemas.microsoft.com/office/word/2015/wordml/symex" xmlns:wpg="http://schemas.microsoft.com/office/word/2010/wordprocessingGroup" xmlns:wpi="http://schemas.microsoft.com/office/word/2010/wordprocessingInk" xmlns:wne="http://schemas.microsoft.com/office/word/2006/wordml" xmlns:wps="http://schemas.microsoft.com/office/word/2010/wordprocessingShape" mc:Ignorable="w14 w15 w16se w16cid w16 w16cex w16sdtdh w16sdtfl w16du wp14">
   <w:endnote w:type="separator" w:id="-1">
     <w:p>
       <w:r>
@@ -3776,7 +3784,7 @@
 </file>
 
 <file path=word/footer1.xml><?xml version="1.0" encoding="utf-8"?>
-<w:ftr xmlns:wpc="http://schemas.microsoft.com/office/word/2010/wordprocessingCanvas" xmlns:cx="http://schemas.microsoft.com/office/drawing/2014/chartex" xmlns:cx1="http://schemas.microsoft.com/office/drawing/2015/9/8/chartex" xmlns:cx2="http://schemas.microsoft.com/office/drawing/2015/10/21/chartex" xmlns:cx3="http://schemas.microsoft.com/office/drawing/2016/5/9/chartex" xmlns:cx4="http://schemas.microsoft.com/office/drawing/2016/5/10/chartex" xmlns:cx5="http://schemas.microsoft.com/office/drawing/2016/5/11/chartex" xmlns:cx6="http://schemas.microsoft.com/office/drawing/2016/5/12/chartex" xmlns:cx7="http://schemas.microsoft.com/office/drawing/2016/5/13/chartex" xmlns:cx8="http://schemas.microsoft.com/office/drawing/2016/5/14/chartex" xmlns:mc="http://schemas.openxmlformats.org/markup-compatibility/2006" xmlns:aink="http://schemas.microsoft.com/office/drawing/2016/ink" xmlns:am3d="http://schemas.microsoft.com/office/drawing/2017/model3d" xmlns:o="urn:schemas-microsoft-com:office:office" xmlns:r="http://schemas.openxmlformats.org/officeDocument/2006/relationships" xmlns:m="http://schemas.openxmlformats.org/officeDocument/2006/math" xmlns:v="urn:schemas-microsoft-com:vml" xmlns:wp14="http://schemas.microsoft.com/office/word/2010/wordprocessingDrawing" xmlns:wp="http://schemas.openxmlformats.org/drawingml/2006/wordprocessingDrawing" xmlns:w10="urn:schemas-microsoft-com:office:word" xmlns:w="http://schemas.openxmlformats.org/wordprocessingml/2006/main" xmlns:w14="http://schemas.microsoft.com/office/word/2010/wordml" xmlns:w15="http://schemas.microsoft.com/office/word/2012/wordml" xmlns:w16cex="http://schemas.microsoft.com/office/word/2018/wordml/cex" xmlns:w16cid="http://schemas.microsoft.com/office/word/2016/wordml/cid" xmlns:w16="http://schemas.microsoft.com/office/word/2018/wordml" xmlns:w16sdtdh="http://schemas.microsoft.com/office/word/2020/wordml/sdtdatahash" xmlns:w16se="http://schemas.microsoft.com/office/word/2015/wordml/symex" xmlns:wpg="http://schemas.microsoft.com/office/word/2010/wordprocessingGroup" xmlns:wpi="http://schemas.microsoft.com/office/word/2010/wordprocessingInk" xmlns:wne="http://schemas.microsoft.com/office/word/2006/wordml" xmlns:wps="http://schemas.microsoft.com/office/word/2010/wordprocessingShape" mc:Ignorable="w14 w15 w16se w16cid w16 w16cex w16sdtdh wp14">
+<w:ftr xmlns:wpc="http://schemas.microsoft.com/office/word/2010/wordprocessingCanvas" xmlns:cx="http://schemas.microsoft.com/office/drawing/2014/chartex" xmlns:cx1="http://schemas.microsoft.com/office/drawing/2015/9/8/chartex" xmlns:cx2="http://schemas.microsoft.com/office/drawing/2015/10/21/chartex" xmlns:cx3="http://schemas.microsoft.com/office/drawing/2016/5/9/chartex" xmlns:cx4="http://schemas.microsoft.com/office/drawing/2016/5/10/chartex" xmlns:cx5="http://schemas.microsoft.com/office/drawing/2016/5/11/chartex" xmlns:cx6="http://schemas.microsoft.com/office/drawing/2016/5/12/chartex" xmlns:cx7="http://schemas.microsoft.com/office/drawing/2016/5/13/chartex" xmlns:cx8="http://schemas.microsoft.com/office/drawing/2016/5/14/chartex" xmlns:mc="http://schemas.openxmlformats.org/markup-compatibility/2006" xmlns:aink="http://schemas.microsoft.com/office/drawing/2016/ink" xmlns:am3d="http://schemas.microsoft.com/office/drawing/2017/model3d" xmlns:o="urn:schemas-microsoft-com:office:office" xmlns:oel="http://schemas.microsoft.com/office/2019/extlst" xmlns:r="http://schemas.openxmlformats.org/officeDocument/2006/relationships" xmlns:m="http://schemas.openxmlformats.org/officeDocument/2006/math" xmlns:v="urn:schemas-microsoft-com:vml" xmlns:wp14="http://schemas.microsoft.com/office/word/2010/wordprocessingDrawing" xmlns:wp="http://schemas.openxmlformats.org/drawingml/2006/wordprocessingDrawing" xmlns:w10="urn:schemas-microsoft-com:office:word" xmlns:w="http://schemas.openxmlformats.org/wordprocessingml/2006/main" xmlns:w14="http://schemas.microsoft.com/office/word/2010/wordml" xmlns:w15="http://schemas.microsoft.com/office/word/2012/wordml" xmlns:w16cex="http://schemas.microsoft.com/office/word/2018/wordml/cex" xmlns:w16cid="http://schemas.microsoft.com/office/word/2016/wordml/cid" xmlns:w16="http://schemas.microsoft.com/office/word/2018/wordml" xmlns:w16du="http://schemas.microsoft.com/office/word/2023/wordml/word16du" xmlns:w16sdtdh="http://schemas.microsoft.com/office/word/2020/wordml/sdtdatahash" xmlns:w16sdtfl="http://schemas.microsoft.com/office/word/2024/wordml/sdtformatlock" xmlns:w16se="http://schemas.microsoft.com/office/word/2015/wordml/symex" xmlns:wpg="http://schemas.microsoft.com/office/word/2010/wordprocessingGroup" xmlns:wpi="http://schemas.microsoft.com/office/word/2010/wordprocessingInk" xmlns:wne="http://schemas.microsoft.com/office/word/2006/wordml" xmlns:wps="http://schemas.microsoft.com/office/word/2010/wordprocessingShape" mc:Ignorable="w14 w15 w16se w16cid w16 w16cex w16sdtdh w16sdtfl w16du wp14">
   <w:tbl>
     <w:tblPr>
       <w:tblW w:w="0" w:type="auto"/>
@@ -3883,7 +3891,7 @@
 </file>
 
 <file path=word/footer2.xml><?xml version="1.0" encoding="utf-8"?>
-<w:ftr xmlns:wpc="http://schemas.microsoft.com/office/word/2010/wordprocessingCanvas" xmlns:cx="http://schemas.microsoft.com/office/drawing/2014/chartex" xmlns:cx1="http://schemas.microsoft.com/office/drawing/2015/9/8/chartex" xmlns:cx2="http://schemas.microsoft.com/office/drawing/2015/10/21/chartex" xmlns:cx3="http://schemas.microsoft.com/office/drawing/2016/5/9/chartex" xmlns:cx4="http://schemas.microsoft.com/office/drawing/2016/5/10/chartex" xmlns:cx5="http://schemas.microsoft.com/office/drawing/2016/5/11/chartex" xmlns:cx6="http://schemas.microsoft.com/office/drawing/2016/5/12/chartex" xmlns:cx7="http://schemas.microsoft.com/office/drawing/2016/5/13/chartex" xmlns:cx8="http://schemas.microsoft.com/office/drawing/2016/5/14/chartex" xmlns:mc="http://schemas.openxmlformats.org/markup-compatibility/2006" xmlns:aink="http://schemas.microsoft.com/office/drawing/2016/ink" xmlns:am3d="http://schemas.microsoft.com/office/drawing/2017/model3d" xmlns:o="urn:schemas-microsoft-com:office:office" xmlns:r="http://schemas.openxmlformats.org/officeDocument/2006/relationships" xmlns:m="http://schemas.openxmlformats.org/officeDocument/2006/math" xmlns:v="urn:schemas-microsoft-com:vml" xmlns:wp14="http://schemas.microsoft.com/office/word/2010/wordprocessingDrawing" xmlns:wp="http://schemas.openxmlformats.org/drawingml/2006/wordprocessingDrawing" xmlns:w10="urn:schemas-microsoft-com:office:word" xmlns:w="http://schemas.openxmlformats.org/wordprocessingml/2006/main" xmlns:w14="http://schemas.microsoft.com/office/word/2010/wordml" xmlns:w15="http://schemas.microsoft.com/office/word/2012/wordml" xmlns:w16cex="http://schemas.microsoft.com/office/word/2018/wordml/cex" xmlns:w16cid="http://schemas.microsoft.com/office/word/2016/wordml/cid" xmlns:w16="http://schemas.microsoft.com/office/word/2018/wordml" xmlns:w16sdtdh="http://schemas.microsoft.com/office/word/2020/wordml/sdtdatahash" xmlns:w16se="http://schemas.microsoft.com/office/word/2015/wordml/symex" xmlns:wpg="http://schemas.microsoft.com/office/word/2010/wordprocessingGroup" xmlns:wpi="http://schemas.microsoft.com/office/word/2010/wordprocessingInk" xmlns:wne="http://schemas.microsoft.com/office/word/2006/wordml" xmlns:wps="http://schemas.microsoft.com/office/word/2010/wordprocessingShape" mc:Ignorable="w14 w15 w16se w16cid w16 w16cex w16sdtdh wp14">
+<w:ftr xmlns:wpc="http://schemas.microsoft.com/office/word/2010/wordprocessingCanvas" xmlns:cx="http://schemas.microsoft.com/office/drawing/2014/chartex" xmlns:cx1="http://schemas.microsoft.com/office/drawing/2015/9/8/chartex" xmlns:cx2="http://schemas.microsoft.com/office/drawing/2015/10/21/chartex" xmlns:cx3="http://schemas.microsoft.com/office/drawing/2016/5/9/chartex" xmlns:cx4="http://schemas.microsoft.com/office/drawing/2016/5/10/chartex" xmlns:cx5="http://schemas.microsoft.com/office/drawing/2016/5/11/chartex" xmlns:cx6="http://schemas.microsoft.com/office/drawing/2016/5/12/chartex" xmlns:cx7="http://schemas.microsoft.com/office/drawing/2016/5/13/chartex" xmlns:cx8="http://schemas.microsoft.com/office/drawing/2016/5/14/chartex" xmlns:mc="http://schemas.openxmlformats.org/markup-compatibility/2006" xmlns:aink="http://schemas.microsoft.com/office/drawing/2016/ink" xmlns:am3d="http://schemas.microsoft.com/office/drawing/2017/model3d" xmlns:o="urn:schemas-microsoft-com:office:office" xmlns:oel="http://schemas.microsoft.com/office/2019/extlst" xmlns:r="http://schemas.openxmlformats.org/officeDocument/2006/relationships" xmlns:m="http://schemas.openxmlformats.org/officeDocument/2006/math" xmlns:v="urn:schemas-microsoft-com:vml" xmlns:wp14="http://schemas.microsoft.com/office/word/2010/wordprocessingDrawing" xmlns:wp="http://schemas.openxmlformats.org/drawingml/2006/wordprocessingDrawing" xmlns:w10="urn:schemas-microsoft-com:office:word" xmlns:w="http://schemas.openxmlformats.org/wordprocessingml/2006/main" xmlns:w14="http://schemas.microsoft.com/office/word/2010/wordml" xmlns:w15="http://schemas.microsoft.com/office/word/2012/wordml" xmlns:w16cex="http://schemas.microsoft.com/office/word/2018/wordml/cex" xmlns:w16cid="http://schemas.microsoft.com/office/word/2016/wordml/cid" xmlns:w16="http://schemas.microsoft.com/office/word/2018/wordml" xmlns:w16du="http://schemas.microsoft.com/office/word/2023/wordml/word16du" xmlns:w16sdtdh="http://schemas.microsoft.com/office/word/2020/wordml/sdtdatahash" xmlns:w16sdtfl="http://schemas.microsoft.com/office/word/2024/wordml/sdtformatlock" xmlns:w16se="http://schemas.microsoft.com/office/word/2015/wordml/symex" xmlns:wpg="http://schemas.microsoft.com/office/word/2010/wordprocessingGroup" xmlns:wpi="http://schemas.microsoft.com/office/word/2010/wordprocessingInk" xmlns:wne="http://schemas.microsoft.com/office/word/2006/wordml" xmlns:wps="http://schemas.microsoft.com/office/word/2010/wordprocessingShape" mc:Ignorable="w14 w15 w16se w16cid w16 w16cex w16sdtdh w16sdtfl w16du wp14">
   <w:tbl>
     <w:tblPr>
       <w:tblW w:w="0" w:type="auto"/>
@@ -3990,7 +3998,7 @@
 </file>
 
 <file path=word/footnotes.xml><?xml version="1.0" encoding="utf-8"?>
-<w:footnotes xmlns:wpc="http://schemas.microsoft.com/office/word/2010/wordprocessingCanvas" xmlns:cx="http://schemas.microsoft.com/office/drawing/2014/chartex" xmlns:cx1="http://schemas.microsoft.com/office/drawing/2015/9/8/chartex" xmlns:cx2="http://schemas.microsoft.com/office/drawing/2015/10/21/chartex" xmlns:cx3="http://schemas.microsoft.com/office/drawing/2016/5/9/chartex" xmlns:cx4="http://schemas.microsoft.com/office/drawing/2016/5/10/chartex" xmlns:cx5="http://schemas.microsoft.com/office/drawing/2016/5/11/chartex" xmlns:cx6="http://schemas.microsoft.com/office/drawing/2016/5/12/chartex" xmlns:cx7="http://schemas.microsoft.com/office/drawing/2016/5/13/chartex" xmlns:cx8="http://schemas.microsoft.com/office/drawing/2016/5/14/chartex" xmlns:mc="http://schemas.openxmlformats.org/markup-compatibility/2006" xmlns:aink="http://schemas.microsoft.com/office/drawing/2016/ink" xmlns:am3d="http://schemas.microsoft.com/office/drawing/2017/model3d" xmlns:o="urn:schemas-microsoft-com:office:office" xmlns:r="http://schemas.openxmlformats.org/officeDocument/2006/relationships" xmlns:m="http://schemas.openxmlformats.org/officeDocument/2006/math" xmlns:v="urn:schemas-microsoft-com:vml" xmlns:wp14="http://schemas.microsoft.com/office/word/2010/wordprocessingDrawing" xmlns:wp="http://schemas.openxmlformats.org/drawingml/2006/wordprocessingDrawing" xmlns:w10="urn:schemas-microsoft-com:office:word" xmlns:w="http://schemas.openxmlformats.org/wordprocessingml/2006/main" xmlns:w14="http://schemas.microsoft.com/office/word/2010/wordml" xmlns:w15="http://schemas.microsoft.com/office/word/2012/wordml" xmlns:w16cex="http://schemas.microsoft.com/office/word/2018/wordml/cex" xmlns:w16cid="http://schemas.microsoft.com/office/word/2016/wordml/cid" xmlns:w16="http://schemas.microsoft.com/office/word/2018/wordml" xmlns:w16sdtdh="http://schemas.microsoft.com/office/word/2020/wordml/sdtdatahash" xmlns:w16se="http://schemas.microsoft.com/office/word/2015/wordml/symex" xmlns:wpg="http://schemas.microsoft.com/office/word/2010/wordprocessingGroup" xmlns:wpi="http://schemas.microsoft.com/office/word/2010/wordprocessingInk" xmlns:wne="http://schemas.microsoft.com/office/word/2006/wordml" xmlns:wps="http://schemas.microsoft.com/office/word/2010/wordprocessingShape" mc:Ignorable="w14 w15 w16se w16cid w16 w16cex w16sdtdh wp14">
+<w:footnotes xmlns:wpc="http://schemas.microsoft.com/office/word/2010/wordprocessingCanvas" xmlns:cx="http://schemas.microsoft.com/office/drawing/2014/chartex" xmlns:cx1="http://schemas.microsoft.com/office/drawing/2015/9/8/chartex" xmlns:cx2="http://schemas.microsoft.com/office/drawing/2015/10/21/chartex" xmlns:cx3="http://schemas.microsoft.com/office/drawing/2016/5/9/chartex" xmlns:cx4="http://schemas.microsoft.com/office/drawing/2016/5/10/chartex" xmlns:cx5="http://schemas.microsoft.com/office/drawing/2016/5/11/chartex" xmlns:cx6="http://schemas.microsoft.com/office/drawing/2016/5/12/chartex" xmlns:cx7="http://schemas.microsoft.com/office/drawing/2016/5/13/chartex" xmlns:cx8="http://schemas.microsoft.com/office/drawing/2016/5/14/chartex" xmlns:mc="http://schemas.openxmlformats.org/markup-compatibility/2006" xmlns:aink="http://schemas.microsoft.com/office/drawing/2016/ink" xmlns:am3d="http://schemas.microsoft.com/office/drawing/2017/model3d" xmlns:o="urn:schemas-microsoft-com:office:office" xmlns:oel="http://schemas.microsoft.com/office/2019/extlst" xmlns:r="http://schemas.openxmlformats.org/officeDocument/2006/relationships" xmlns:m="http://schemas.openxmlformats.org/officeDocument/2006/math" xmlns:v="urn:schemas-microsoft-com:vml" xmlns:wp14="http://schemas.microsoft.com/office/word/2010/wordprocessingDrawing" xmlns:wp="http://schemas.openxmlformats.org/drawingml/2006/wordprocessingDrawing" xmlns:w10="urn:schemas-microsoft-com:office:word" xmlns:w="http://schemas.openxmlformats.org/wordprocessingml/2006/main" xmlns:w14="http://schemas.microsoft.com/office/word/2010/wordml" xmlns:w15="http://schemas.microsoft.com/office/word/2012/wordml" xmlns:w16cex="http://schemas.microsoft.com/office/word/2018/wordml/cex" xmlns:w16cid="http://schemas.microsoft.com/office/word/2016/wordml/cid" xmlns:w16="http://schemas.microsoft.com/office/word/2018/wordml" xmlns:w16du="http://schemas.microsoft.com/office/word/2023/wordml/word16du" xmlns:w16sdtdh="http://schemas.microsoft.com/office/word/2020/wordml/sdtdatahash" xmlns:w16sdtfl="http://schemas.microsoft.com/office/word/2024/wordml/sdtformatlock" xmlns:w16se="http://schemas.microsoft.com/office/word/2015/wordml/symex" xmlns:wpg="http://schemas.microsoft.com/office/word/2010/wordprocessingGroup" xmlns:wpi="http://schemas.microsoft.com/office/word/2010/wordprocessingInk" xmlns:wne="http://schemas.microsoft.com/office/word/2006/wordml" xmlns:wps="http://schemas.microsoft.com/office/word/2010/wordprocessingShape" mc:Ignorable="w14 w15 w16se w16cid w16 w16cex w16sdtdh w16sdtfl w16du wp14">
   <w:footnote w:type="separator" w:id="-1">
     <w:p>
       <w:r>
@@ -4012,7 +4020,7 @@
 </file>
 
 <file path=word/header1.xml><?xml version="1.0" encoding="utf-8"?>
-<w:hdr xmlns:wpc="http://schemas.microsoft.com/office/word/2010/wordprocessingCanvas" xmlns:cx="http://schemas.microsoft.com/office/drawing/2014/chartex" xmlns:cx1="http://schemas.microsoft.com/office/drawing/2015/9/8/chartex" xmlns:cx2="http://schemas.microsoft.com/office/drawing/2015/10/21/chartex" xmlns:cx3="http://schemas.microsoft.com/office/drawing/2016/5/9/chartex" xmlns:cx4="http://schemas.microsoft.com/office/drawing/2016/5/10/chartex" xmlns:cx5="http://schemas.microsoft.com/office/drawing/2016/5/11/chartex" xmlns:cx6="http://schemas.microsoft.com/office/drawing/2016/5/12/chartex" xmlns:cx7="http://schemas.microsoft.com/office/drawing/2016/5/13/chartex" xmlns:cx8="http://schemas.microsoft.com/office/drawing/2016/5/14/chartex" xmlns:mc="http://schemas.openxmlformats.org/markup-compatibility/2006" xmlns:aink="http://schemas.microsoft.com/office/drawing/2016/ink" xmlns:am3d="http://schemas.microsoft.com/office/drawing/2017/model3d" xmlns:o="urn:schemas-microsoft-com:office:office" xmlns:r="http://schemas.openxmlformats.org/officeDocument/2006/relationships" xmlns:m="http://schemas.openxmlformats.org/officeDocument/2006/math" xmlns:v="urn:schemas-microsoft-com:vml" xmlns:wp14="http://schemas.microsoft.com/office/word/2010/wordprocessingDrawing" xmlns:wp="http://schemas.openxmlformats.org/drawingml/2006/wordprocessingDrawing" xmlns:w10="urn:schemas-microsoft-com:office:word" xmlns:w="http://schemas.openxmlformats.org/wordprocessingml/2006/main" xmlns:w14="http://schemas.microsoft.com/office/word/2010/wordml" xmlns:w15="http://schemas.microsoft.com/office/word/2012/wordml" xmlns:w16cex="http://schemas.microsoft.com/office/word/2018/wordml/cex" xmlns:w16cid="http://schemas.microsoft.com/office/word/2016/wordml/cid" xmlns:w16="http://schemas.microsoft.com/office/word/2018/wordml" xmlns:w16sdtdh="http://schemas.microsoft.com/office/word/2020/wordml/sdtdatahash" xmlns:w16se="http://schemas.microsoft.com/office/word/2015/wordml/symex" xmlns:wpg="http://schemas.microsoft.com/office/word/2010/wordprocessingGroup" xmlns:wpi="http://schemas.microsoft.com/office/word/2010/wordprocessingInk" xmlns:wne="http://schemas.microsoft.com/office/word/2006/wordml" xmlns:wps="http://schemas.microsoft.com/office/word/2010/wordprocessingShape" mc:Ignorable="w14 w15 w16se w16cid w16 w16cex w16sdtdh wp14">
+<w:hdr xmlns:wpc="http://schemas.microsoft.com/office/word/2010/wordprocessingCanvas" xmlns:cx="http://schemas.microsoft.com/office/drawing/2014/chartex" xmlns:cx1="http://schemas.microsoft.com/office/drawing/2015/9/8/chartex" xmlns:cx2="http://schemas.microsoft.com/office/drawing/2015/10/21/chartex" xmlns:cx3="http://schemas.microsoft.com/office/drawing/2016/5/9/chartex" xmlns:cx4="http://schemas.microsoft.com/office/drawing/2016/5/10/chartex" xmlns:cx5="http://schemas.microsoft.com/office/drawing/2016/5/11/chartex" xmlns:cx6="http://schemas.microsoft.com/office/drawing/2016/5/12/chartex" xmlns:cx7="http://schemas.microsoft.com/office/drawing/2016/5/13/chartex" xmlns:cx8="http://schemas.microsoft.com/office/drawing/2016/5/14/chartex" xmlns:mc="http://schemas.openxmlformats.org/markup-compatibility/2006" xmlns:aink="http://schemas.microsoft.com/office/drawing/2016/ink" xmlns:am3d="http://schemas.microsoft.com/office/drawing/2017/model3d" xmlns:o="urn:schemas-microsoft-com:office:office" xmlns:oel="http://schemas.microsoft.com/office/2019/extlst" xmlns:r="http://schemas.openxmlformats.org/officeDocument/2006/relationships" xmlns:m="http://schemas.openxmlformats.org/officeDocument/2006/math" xmlns:v="urn:schemas-microsoft-com:vml" xmlns:wp14="http://schemas.microsoft.com/office/word/2010/wordprocessingDrawing" xmlns:wp="http://schemas.openxmlformats.org/drawingml/2006/wordprocessingDrawing" xmlns:w10="urn:schemas-microsoft-com:office:word" xmlns:w="http://schemas.openxmlformats.org/wordprocessingml/2006/main" xmlns:w14="http://schemas.microsoft.com/office/word/2010/wordml" xmlns:w15="http://schemas.microsoft.com/office/word/2012/wordml" xmlns:w16cex="http://schemas.microsoft.com/office/word/2018/wordml/cex" xmlns:w16cid="http://schemas.microsoft.com/office/word/2016/wordml/cid" xmlns:w16="http://schemas.microsoft.com/office/word/2018/wordml" xmlns:w16du="http://schemas.microsoft.com/office/word/2023/wordml/word16du" xmlns:w16sdtdh="http://schemas.microsoft.com/office/word/2020/wordml/sdtdatahash" xmlns:w16sdtfl="http://schemas.microsoft.com/office/word/2024/wordml/sdtformatlock" xmlns:w16se="http://schemas.microsoft.com/office/word/2015/wordml/symex" xmlns:wpg="http://schemas.microsoft.com/office/word/2010/wordprocessingGroup" xmlns:wpi="http://schemas.microsoft.com/office/word/2010/wordprocessingInk" xmlns:wne="http://schemas.microsoft.com/office/word/2006/wordml" xmlns:wps="http://schemas.microsoft.com/office/word/2010/wordprocessingShape" mc:Ignorable="w14 w15 w16se w16cid w16 w16cex w16sdtdh w16sdtfl w16du wp14">
   <w:p>
     <w:pPr>
       <w:pStyle w:val="Header"/>
@@ -4028,7 +4036,7 @@
 </file>
 
 <file path=word/header2.xml><?xml version="1.0" encoding="utf-8"?>
-<w:hdr xmlns:wpc="http://schemas.microsoft.com/office/word/2010/wordprocessingCanvas" xmlns:cx="http://schemas.microsoft.com/office/drawing/2014/chartex" xmlns:cx1="http://schemas.microsoft.com/office/drawing/2015/9/8/chartex" xmlns:cx2="http://schemas.microsoft.com/office/drawing/2015/10/21/chartex" xmlns:cx3="http://schemas.microsoft.com/office/drawing/2016/5/9/chartex" xmlns:cx4="http://schemas.microsoft.com/office/drawing/2016/5/10/chartex" xmlns:cx5="http://schemas.microsoft.com/office/drawing/2016/5/11/chartex" xmlns:cx6="http://schemas.microsoft.com/office/drawing/2016/5/12/chartex" xmlns:cx7="http://schemas.microsoft.com/office/drawing/2016/5/13/chartex" xmlns:cx8="http://schemas.microsoft.com/office/drawing/2016/5/14/chartex" xmlns:mc="http://schemas.openxmlformats.org/markup-compatibility/2006" xmlns:aink="http://schemas.microsoft.com/office/drawing/2016/ink" xmlns:am3d="http://schemas.microsoft.com/office/drawing/2017/model3d" xmlns:o="urn:schemas-microsoft-com:office:office" xmlns:r="http://schemas.openxmlformats.org/officeDocument/2006/relationships" xmlns:m="http://schemas.openxmlformats.org/officeDocument/2006/math" xmlns:v="urn:schemas-microsoft-com:vml" xmlns:wp14="http://schemas.microsoft.com/office/word/2010/wordprocessingDrawing" xmlns:wp="http://schemas.openxmlformats.org/drawingml/2006/wordprocessingDrawing" xmlns:w10="urn:schemas-microsoft-com:office:word" xmlns:w="http://schemas.openxmlformats.org/wordprocessingml/2006/main" xmlns:w14="http://schemas.microsoft.com/office/word/2010/wordml" xmlns:w15="http://schemas.microsoft.com/office/word/2012/wordml" xmlns:w16cex="http://schemas.microsoft.com/office/word/2018/wordml/cex" xmlns:w16cid="http://schemas.microsoft.com/office/word/2016/wordml/cid" xmlns:w16="http://schemas.microsoft.com/office/word/2018/wordml" xmlns:w16sdtdh="http://schemas.microsoft.com/office/word/2020/wordml/sdtdatahash" xmlns:w16se="http://schemas.microsoft.com/office/word/2015/wordml/symex" xmlns:wpg="http://schemas.microsoft.com/office/word/2010/wordprocessingGroup" xmlns:wpi="http://schemas.microsoft.com/office/word/2010/wordprocessingInk" xmlns:wne="http://schemas.microsoft.com/office/word/2006/wordml" xmlns:wps="http://schemas.microsoft.com/office/word/2010/wordprocessingShape" mc:Ignorable="w14 w15 w16se w16cid w16 w16cex w16sdtdh wp14">
+<w:hdr xmlns:wpc="http://schemas.microsoft.com/office/word/2010/wordprocessingCanvas" xmlns:cx="http://schemas.microsoft.com/office/drawing/2014/chartex" xmlns:cx1="http://schemas.microsoft.com/office/drawing/2015/9/8/chartex" xmlns:cx2="http://schemas.microsoft.com/office/drawing/2015/10/21/chartex" xmlns:cx3="http://schemas.microsoft.com/office/drawing/2016/5/9/chartex" xmlns:cx4="http://schemas.microsoft.com/office/drawing/2016/5/10/chartex" xmlns:cx5="http://schemas.microsoft.com/office/drawing/2016/5/11/chartex" xmlns:cx6="http://schemas.microsoft.com/office/drawing/2016/5/12/chartex" xmlns:cx7="http://schemas.microsoft.com/office/drawing/2016/5/13/chartex" xmlns:cx8="http://schemas.microsoft.com/office/drawing/2016/5/14/chartex" xmlns:mc="http://schemas.openxmlformats.org/markup-compatibility/2006" xmlns:aink="http://schemas.microsoft.com/office/drawing/2016/ink" xmlns:am3d="http://schemas.microsoft.com/office/drawing/2017/model3d" xmlns:o="urn:schemas-microsoft-com:office:office" xmlns:oel="http://schemas.microsoft.com/office/2019/extlst" xmlns:r="http://schemas.openxmlformats.org/officeDocument/2006/relationships" xmlns:m="http://schemas.openxmlformats.org/officeDocument/2006/math" xmlns:v="urn:schemas-microsoft-com:vml" xmlns:wp14="http://schemas.microsoft.com/office/word/2010/wordprocessingDrawing" xmlns:wp="http://schemas.openxmlformats.org/drawingml/2006/wordprocessingDrawing" xmlns:w10="urn:schemas-microsoft-com:office:word" xmlns:w="http://schemas.openxmlformats.org/wordprocessingml/2006/main" xmlns:w14="http://schemas.microsoft.com/office/word/2010/wordml" xmlns:w15="http://schemas.microsoft.com/office/word/2012/wordml" xmlns:w16cex="http://schemas.microsoft.com/office/word/2018/wordml/cex" xmlns:w16cid="http://schemas.microsoft.com/office/word/2016/wordml/cid" xmlns:w16="http://schemas.microsoft.com/office/word/2018/wordml" xmlns:w16du="http://schemas.microsoft.com/office/word/2023/wordml/word16du" xmlns:w16sdtdh="http://schemas.microsoft.com/office/word/2020/wordml/sdtdatahash" xmlns:w16sdtfl="http://schemas.microsoft.com/office/word/2024/wordml/sdtformatlock" xmlns:w16se="http://schemas.microsoft.com/office/word/2015/wordml/symex" xmlns:wpg="http://schemas.microsoft.com/office/word/2010/wordprocessingGroup" xmlns:wpi="http://schemas.microsoft.com/office/word/2010/wordprocessingInk" xmlns:wne="http://schemas.microsoft.com/office/word/2006/wordml" xmlns:wps="http://schemas.microsoft.com/office/word/2010/wordprocessingShape" mc:Ignorable="w14 w15 w16se w16cid w16 w16cex w16sdtdh w16sdtfl w16du wp14">
   <w:p>
     <w:pPr>
       <w:widowControl w:val="0"/>
@@ -4376,7 +4384,7 @@
 </file>
 
 <file path=word/numbering.xml><?xml version="1.0" encoding="utf-8"?>
-<w:numbering xmlns:wpc="http://schemas.microsoft.com/office/word/2010/wordprocessingCanvas" xmlns:cx="http://schemas.microsoft.com/office/drawing/2014/chartex" xmlns:cx1="http://schemas.microsoft.com/office/drawing/2015/9/8/chartex" xmlns:cx2="http://schemas.microsoft.com/office/drawing/2015/10/21/chartex" xmlns:cx3="http://schemas.microsoft.com/office/drawing/2016/5/9/chartex" xmlns:cx4="http://schemas.microsoft.com/office/drawing/2016/5/10/chartex" xmlns:cx5="http://schemas.microsoft.com/office/drawing/2016/5/11/chartex" xmlns:cx6="http://schemas.microsoft.com/office/drawing/2016/5/12/chartex" xmlns:cx7="http://schemas.microsoft.com/office/drawing/2016/5/13/chartex" xmlns:cx8="http://schemas.microsoft.com/office/drawing/2016/5/14/chartex" xmlns:mc="http://schemas.openxmlformats.org/markup-compatibility/2006" xmlns:aink="http://schemas.microsoft.com/office/drawing/2016/ink" xmlns:am3d="http://schemas.microsoft.com/office/drawing/2017/model3d" xmlns:o="urn:schemas-microsoft-com:office:office" xmlns:r="http://schemas.openxmlformats.org/officeDocument/2006/relationships" xmlns:m="http://schemas.openxmlformats.org/officeDocument/2006/math" xmlns:v="urn:schemas-microsoft-com:vml" xmlns:wp14="http://schemas.microsoft.com/office/word/2010/wordprocessingDrawing" xmlns:wp="http://schemas.openxmlformats.org/drawingml/2006/wordprocessingDrawing" xmlns:w10="urn:schemas-microsoft-com:office:word" xmlns:w="http://schemas.openxmlformats.org/wordprocessingml/2006/main" xmlns:w14="http://schemas.microsoft.com/office/word/2010/wordml" xmlns:w15="http://schemas.microsoft.com/office/word/2012/wordml" xmlns:w16cex="http://schemas.microsoft.com/office/word/2018/wordml/cex" xmlns:w16cid="http://schemas.microsoft.com/office/word/2016/wordml/cid" xmlns:w16="http://schemas.microsoft.com/office/word/2018/wordml" xmlns:w16sdtdh="http://schemas.microsoft.com/office/word/2020/wordml/sdtdatahash" xmlns:w16se="http://schemas.microsoft.com/office/word/2015/wordml/symex" xmlns:wpg="http://schemas.microsoft.com/office/word/2010/wordprocessingGroup" xmlns:wpi="http://schemas.microsoft.com/office/word/2010/wordprocessingInk" xmlns:wne="http://schemas.microsoft.com/office/word/2006/wordml" xmlns:wps="http://schemas.microsoft.com/office/word/2010/wordprocessingShape" mc:Ignorable="w14 w15 w16se w16cid w16 w16cex w16sdtdh wp14">
+<w:numbering xmlns:wpc="http://schemas.microsoft.com/office/word/2010/wordprocessingCanvas" xmlns:cx="http://schemas.microsoft.com/office/drawing/2014/chartex" xmlns:cx1="http://schemas.microsoft.com/office/drawing/2015/9/8/chartex" xmlns:cx2="http://schemas.microsoft.com/office/drawing/2015/10/21/chartex" xmlns:cx3="http://schemas.microsoft.com/office/drawing/2016/5/9/chartex" xmlns:cx4="http://schemas.microsoft.com/office/drawing/2016/5/10/chartex" xmlns:cx5="http://schemas.microsoft.com/office/drawing/2016/5/11/chartex" xmlns:cx6="http://schemas.microsoft.com/office/drawing/2016/5/12/chartex" xmlns:cx7="http://schemas.microsoft.com/office/drawing/2016/5/13/chartex" xmlns:cx8="http://schemas.microsoft.com/office/drawing/2016/5/14/chartex" xmlns:mc="http://schemas.openxmlformats.org/markup-compatibility/2006" xmlns:aink="http://schemas.microsoft.com/office/drawing/2016/ink" xmlns:am3d="http://schemas.microsoft.com/office/drawing/2017/model3d" xmlns:o="urn:schemas-microsoft-com:office:office" xmlns:oel="http://schemas.microsoft.com/office/2019/extlst" xmlns:r="http://schemas.openxmlformats.org/officeDocument/2006/relationships" xmlns:m="http://schemas.openxmlformats.org/officeDocument/2006/math" xmlns:v="urn:schemas-microsoft-com:vml" xmlns:wp14="http://schemas.microsoft.com/office/word/2010/wordprocessingDrawing" xmlns:wp="http://schemas.openxmlformats.org/drawingml/2006/wordprocessingDrawing" xmlns:w10="urn:schemas-microsoft-com:office:word" xmlns:w="http://schemas.openxmlformats.org/wordprocessingml/2006/main" xmlns:w14="http://schemas.microsoft.com/office/word/2010/wordml" xmlns:w15="http://schemas.microsoft.com/office/word/2012/wordml" xmlns:w16cex="http://schemas.microsoft.com/office/word/2018/wordml/cex" xmlns:w16cid="http://schemas.microsoft.com/office/word/2016/wordml/cid" xmlns:w16="http://schemas.microsoft.com/office/word/2018/wordml" xmlns:w16du="http://schemas.microsoft.com/office/word/2023/wordml/word16du" xmlns:w16sdtdh="http://schemas.microsoft.com/office/word/2020/wordml/sdtdatahash" xmlns:w16sdtfl="http://schemas.microsoft.com/office/word/2024/wordml/sdtformatlock" xmlns:w16se="http://schemas.microsoft.com/office/word/2015/wordml/symex" xmlns:wpg="http://schemas.microsoft.com/office/word/2010/wordprocessingGroup" xmlns:wpi="http://schemas.microsoft.com/office/word/2010/wordprocessingInk" xmlns:wne="http://schemas.microsoft.com/office/word/2006/wordml" xmlns:wps="http://schemas.microsoft.com/office/word/2010/wordprocessingShape" mc:Ignorable="w14 w15 w16se w16cid w16 w16cex w16sdtdh w16sdtfl w16du wp14">
   <w:abstractNum w:abstractNumId="0" w15:restartNumberingAfterBreak="0">
     <w:nsid w:val="FFFFFF88"/>
     <w:multiLevelType w:val="singleLevel"/>
@@ -7743,43 +7751,43 @@
       </w:pPr>
     </w:lvl>
   </w:abstractNum>
-  <w:num w:numId="1">
+  <w:num w:numId="1" w16cid:durableId="1721324065">
     <w:abstractNumId w:val="10"/>
   </w:num>
-  <w:num w:numId="2">
+  <w:num w:numId="2" w16cid:durableId="1805197776">
     <w:abstractNumId w:val="23"/>
   </w:num>
-  <w:num w:numId="3">
+  <w:num w:numId="3" w16cid:durableId="265115060">
     <w:abstractNumId w:val="22"/>
   </w:num>
-  <w:num w:numId="4">
+  <w:num w:numId="4" w16cid:durableId="1574701285">
     <w:abstractNumId w:val="20"/>
   </w:num>
-  <w:num w:numId="5">
+  <w:num w:numId="5" w16cid:durableId="352612677">
     <w:abstractNumId w:val="17"/>
   </w:num>
-  <w:num w:numId="6">
+  <w:num w:numId="6" w16cid:durableId="44918847">
     <w:abstractNumId w:val="33"/>
   </w:num>
-  <w:num w:numId="7">
+  <w:num w:numId="7" w16cid:durableId="1744720455">
     <w:abstractNumId w:val="30"/>
   </w:num>
-  <w:num w:numId="8">
+  <w:num w:numId="8" w16cid:durableId="1698039424">
     <w:abstractNumId w:val="31"/>
   </w:num>
-  <w:num w:numId="9">
+  <w:num w:numId="9" w16cid:durableId="748233860">
     <w:abstractNumId w:val="5"/>
   </w:num>
-  <w:num w:numId="10">
+  <w:num w:numId="10" w16cid:durableId="1205564089">
     <w:abstractNumId w:val="27"/>
   </w:num>
-  <w:num w:numId="11">
+  <w:num w:numId="11" w16cid:durableId="711924894">
     <w:abstractNumId w:val="15"/>
   </w:num>
-  <w:num w:numId="12">
+  <w:num w:numId="12" w16cid:durableId="1278373929">
     <w:abstractNumId w:val="24"/>
   </w:num>
-  <w:num w:numId="13">
+  <w:num w:numId="13" w16cid:durableId="2056270019">
     <w:abstractNumId w:val="25"/>
     <w:lvlOverride w:ilvl="0">
       <w:lvl w:ilvl="0">
@@ -7789,70 +7797,70 @@
       </w:lvl>
     </w:lvlOverride>
   </w:num>
-  <w:num w:numId="14">
+  <w:num w:numId="14" w16cid:durableId="999114082">
     <w:abstractNumId w:val="28"/>
   </w:num>
-  <w:num w:numId="15">
+  <w:num w:numId="15" w16cid:durableId="733040612">
     <w:abstractNumId w:val="26"/>
   </w:num>
-  <w:num w:numId="16">
+  <w:num w:numId="16" w16cid:durableId="1067387346">
     <w:abstractNumId w:val="9"/>
   </w:num>
-  <w:num w:numId="17">
+  <w:num w:numId="17" w16cid:durableId="1053238816">
     <w:abstractNumId w:val="34"/>
   </w:num>
-  <w:num w:numId="18">
+  <w:num w:numId="18" w16cid:durableId="258147731">
     <w:abstractNumId w:val="0"/>
   </w:num>
-  <w:num w:numId="19">
+  <w:num w:numId="19" w16cid:durableId="232158026">
     <w:abstractNumId w:val="13"/>
   </w:num>
-  <w:num w:numId="20">
+  <w:num w:numId="20" w16cid:durableId="585457490">
     <w:abstractNumId w:val="2"/>
   </w:num>
-  <w:num w:numId="21">
+  <w:num w:numId="21" w16cid:durableId="1928466448">
     <w:abstractNumId w:val="4"/>
   </w:num>
-  <w:num w:numId="22">
+  <w:num w:numId="22" w16cid:durableId="1964844116">
     <w:abstractNumId w:val="7"/>
   </w:num>
-  <w:num w:numId="23">
+  <w:num w:numId="23" w16cid:durableId="150753642">
     <w:abstractNumId w:val="12"/>
   </w:num>
-  <w:num w:numId="24">
+  <w:num w:numId="24" w16cid:durableId="1343779233">
     <w:abstractNumId w:val="14"/>
   </w:num>
-  <w:num w:numId="25">
+  <w:num w:numId="25" w16cid:durableId="941885975">
     <w:abstractNumId w:val="6"/>
   </w:num>
-  <w:num w:numId="26">
+  <w:num w:numId="26" w16cid:durableId="758479578">
     <w:abstractNumId w:val="32"/>
   </w:num>
-  <w:num w:numId="27">
+  <w:num w:numId="27" w16cid:durableId="536619880">
     <w:abstractNumId w:val="3"/>
   </w:num>
-  <w:num w:numId="28">
+  <w:num w:numId="28" w16cid:durableId="1587375472">
     <w:abstractNumId w:val="16"/>
   </w:num>
-  <w:num w:numId="29">
+  <w:num w:numId="29" w16cid:durableId="605650484">
     <w:abstractNumId w:val="1"/>
   </w:num>
-  <w:num w:numId="30">
+  <w:num w:numId="30" w16cid:durableId="191650276">
     <w:abstractNumId w:val="11"/>
   </w:num>
-  <w:num w:numId="31">
+  <w:num w:numId="31" w16cid:durableId="514227120">
     <w:abstractNumId w:val="8"/>
   </w:num>
-  <w:num w:numId="32">
+  <w:num w:numId="32" w16cid:durableId="79255812">
     <w:abstractNumId w:val="19"/>
   </w:num>
-  <w:num w:numId="33">
+  <w:num w:numId="33" w16cid:durableId="2002539831">
     <w:abstractNumId w:val="21"/>
   </w:num>
-  <w:num w:numId="34">
+  <w:num w:numId="34" w16cid:durableId="935020215">
     <w:abstractNumId w:val="35"/>
   </w:num>
-  <w:num w:numId="35">
+  <w:num w:numId="35" w16cid:durableId="675889389">
     <w:abstractNumId w:val="18"/>
     <w:lvlOverride w:ilvl="0">
       <w:startOverride w:val="1"/>
@@ -7882,7 +7890,7 @@
       <w:startOverride w:val="1"/>
     </w:lvlOverride>
   </w:num>
-  <w:num w:numId="36">
+  <w:num w:numId="36" w16cid:durableId="2109497027">
     <w:abstractNumId w:val="29"/>
     <w:lvlOverride w:ilvl="0">
       <w:startOverride w:val="1"/>
@@ -7916,7 +7924,7 @@
 </file>
 
 <file path=word/styles.xml><?xml version="1.0" encoding="utf-8"?>
-<w:styles xmlns:mc="http://schemas.openxmlformats.org/markup-compatibility/2006" xmlns:r="http://schemas.openxmlformats.org/officeDocument/2006/relationships" xmlns:w="http://schemas.openxmlformats.org/wordprocessingml/2006/main" xmlns:w14="http://schemas.microsoft.com/office/word/2010/wordml" xmlns:w15="http://schemas.microsoft.com/office/word/2012/wordml" xmlns:w16cex="http://schemas.microsoft.com/office/word/2018/wordml/cex" xmlns:w16cid="http://schemas.microsoft.com/office/word/2016/wordml/cid" xmlns:w16="http://schemas.microsoft.com/office/word/2018/wordml" xmlns:w16sdtdh="http://schemas.microsoft.com/office/word/2020/wordml/sdtdatahash" xmlns:w16se="http://schemas.microsoft.com/office/word/2015/wordml/symex" mc:Ignorable="w14 w15 w16se w16cid w16 w16cex w16sdtdh">
+<w:styles xmlns:mc="http://schemas.openxmlformats.org/markup-compatibility/2006" xmlns:r="http://schemas.openxmlformats.org/officeDocument/2006/relationships" xmlns:w="http://schemas.openxmlformats.org/wordprocessingml/2006/main" xmlns:w14="http://schemas.microsoft.com/office/word/2010/wordml" xmlns:w15="http://schemas.microsoft.com/office/word/2012/wordml" xmlns:w16cex="http://schemas.microsoft.com/office/word/2018/wordml/cex" xmlns:w16cid="http://schemas.microsoft.com/office/word/2016/wordml/cid" xmlns:w16="http://schemas.microsoft.com/office/word/2018/wordml" xmlns:w16du="http://schemas.microsoft.com/office/word/2023/wordml/word16du" xmlns:w16sdtdh="http://schemas.microsoft.com/office/word/2020/wordml/sdtdatahash" xmlns:w16sdtfl="http://schemas.microsoft.com/office/word/2024/wordml/sdtformatlock" xmlns:w16se="http://schemas.microsoft.com/office/word/2015/wordml/symex" mc:Ignorable="w14 w15 w16se w16cid w16 w16cex w16sdtdh w16sdtfl w16du">
   <w:docDefaults>
     <w:rPrDefault>
       <w:rPr>
@@ -9397,10 +9405,27 @@
 </file>
 
 <file path=customXml/item1.xml><?xml version="1.0" encoding="utf-8"?>
-<b:Sources xmlns:b="http://schemas.openxmlformats.org/officeDocument/2006/bibliography" xmlns="http://schemas.openxmlformats.org/officeDocument/2006/bibliography" SelectedStyle="\APASixthEditionOfficeOnline.xsl" StyleName="APA" Version="6"/>
+<?mso-contentType ?>
+<FormTemplates xmlns="http://schemas.microsoft.com/sharepoint/v3/contenttype/forms">
+  <Display>DocumentLibraryForm</Display>
+  <Edit>DocumentLibraryForm</Edit>
+  <New>DocumentLibraryForm</New>
+</FormTemplates>
 </file>
 
 <file path=customXml/item2.xml><?xml version="1.0" encoding="utf-8"?>
+<p:properties xmlns:p="http://schemas.microsoft.com/office/2006/metadata/properties" xmlns:xsi="http://www.w3.org/2001/XMLSchema-instance" xmlns:pc="http://schemas.microsoft.com/office/infopath/2007/PartnerControls">
+  <documentManagement>
+    <TaxCatchAll xmlns="23b7ebbb-480e-4d36-8f38-fd0ac82dae9c" xsi:nil="true"/>
+    <lcf76f155ced4ddcb4097134ff3c332f xmlns="87f1a149-5420-40c2-b2e8-d8d0877ebc85">
+      <Terms xmlns="http://schemas.microsoft.com/office/infopath/2007/PartnerControls"/>
+    </lcf76f155ced4ddcb4097134ff3c332f>
+    <PIC xmlns="87f1a149-5420-40c2-b2e8-d8d0877ebc85" xsi:nil="true"/>
+  </documentManagement>
+</p:properties>
+</file>
+
+<file path=customXml/item3.xml><?xml version="1.0" encoding="utf-8"?>
 <ct:contentTypeSchema xmlns:ct="http://schemas.microsoft.com/office/2006/metadata/contentType" xmlns:ma="http://schemas.microsoft.com/office/2006/metadata/properties/metaAttributes" ct:_="" ma:_="" ma:contentTypeName="Document" ma:contentTypeID="0x010100AEF28E0A17E4AE4FA5DD6A9AABB5DBC8" ma:contentTypeVersion="16" ma:contentTypeDescription="Create a new document." ma:contentTypeScope="" ma:versionID="a17fa769c7c4fea18ba461e558e121e5">
   <xsd:schema xmlns:xsd="http://www.w3.org/2001/XMLSchema" xmlns:xs="http://www.w3.org/2001/XMLSchema" xmlns:p="http://schemas.microsoft.com/office/2006/metadata/properties" xmlns:ns2="87f1a149-5420-40c2-b2e8-d8d0877ebc85" xmlns:ns3="23b7ebbb-480e-4d36-8f38-fd0ac82dae9c" targetNamespace="http://schemas.microsoft.com/office/2006/metadata/properties" ma:root="true" ma:fieldsID="3bfa0fac8ae4d24da5269d6ff34039be" ns2:_="" ns3:_="">
     <xsd:import namespace="87f1a149-5420-40c2-b2e8-d8d0877ebc85"/>
@@ -9643,36 +9668,30 @@
 </ct:contentTypeSchema>
 </file>
 
-<file path=customXml/item3.xml><?xml version="1.0" encoding="utf-8"?>
-<p:properties xmlns:p="http://schemas.microsoft.com/office/2006/metadata/properties" xmlns:xsi="http://www.w3.org/2001/XMLSchema-instance" xmlns:pc="http://schemas.microsoft.com/office/infopath/2007/PartnerControls">
-  <documentManagement>
-    <TaxCatchAll xmlns="23b7ebbb-480e-4d36-8f38-fd0ac82dae9c" xsi:nil="true"/>
-    <lcf76f155ced4ddcb4097134ff3c332f xmlns="87f1a149-5420-40c2-b2e8-d8d0877ebc85">
-      <Terms xmlns="http://schemas.microsoft.com/office/infopath/2007/PartnerControls"/>
-    </lcf76f155ced4ddcb4097134ff3c332f>
-    <PIC xmlns="87f1a149-5420-40c2-b2e8-d8d0877ebc85" xsi:nil="true"/>
-  </documentManagement>
-</p:properties>
-</file>
-
 <file path=customXml/item4.xml><?xml version="1.0" encoding="utf-8"?>
-<?mso-contentType ?>
-<FormTemplates xmlns="http://schemas.microsoft.com/sharepoint/v3/contenttype/forms">
-  <Display>DocumentLibraryForm</Display>
-  <Edit>DocumentLibraryForm</Edit>
-  <New>DocumentLibraryForm</New>
-</FormTemplates>
+<b:Sources xmlns:b="http://schemas.openxmlformats.org/officeDocument/2006/bibliography" xmlns="http://schemas.openxmlformats.org/officeDocument/2006/bibliography" SelectedStyle="\APASixthEditionOfficeOnline.xsl" StyleName="APA" Version="6"/>
 </file>
 
 <file path=customXml/itemProps1.xml><?xml version="1.0" encoding="utf-8"?>
-<ds:datastoreItem xmlns:ds="http://schemas.openxmlformats.org/officeDocument/2006/customXml" ds:itemID="{10D35394-9BBA-4CA7-9ACA-93FF9FC4B9FE}">
+<ds:datastoreItem xmlns:ds="http://schemas.openxmlformats.org/officeDocument/2006/customXml" ds:itemID="{ADE80AD1-B511-437D-9EC6-E71B406ED00D}">
   <ds:schemaRefs>
-    <ds:schemaRef ds:uri="http://schemas.openxmlformats.org/officeDocument/2006/bibliography"/>
+    <ds:schemaRef ds:uri="http://schemas.microsoft.com/sharepoint/v3/contenttype/forms"/>
   </ds:schemaRefs>
 </ds:datastoreItem>
 </file>
 
 <file path=customXml/itemProps2.xml><?xml version="1.0" encoding="utf-8"?>
+<ds:datastoreItem xmlns:ds="http://schemas.openxmlformats.org/officeDocument/2006/customXml" ds:itemID="{0EF6B3C1-2C0C-45C1-848E-2E47DFDB0FBC}">
+  <ds:schemaRefs>
+    <ds:schemaRef ds:uri="http://schemas.microsoft.com/office/2006/metadata/properties"/>
+    <ds:schemaRef ds:uri="http://schemas.microsoft.com/office/infopath/2007/PartnerControls"/>
+    <ds:schemaRef ds:uri="23b7ebbb-480e-4d36-8f38-fd0ac82dae9c"/>
+    <ds:schemaRef ds:uri="87f1a149-5420-40c2-b2e8-d8d0877ebc85"/>
+  </ds:schemaRefs>
+</ds:datastoreItem>
+</file>
+
+<file path=customXml/itemProps3.xml><?xml version="1.0" encoding="utf-8"?>
 <ds:datastoreItem xmlns:ds="http://schemas.openxmlformats.org/officeDocument/2006/customXml" ds:itemID="{A2934C3C-1F7E-4BE6-BD60-DDF56A21B2D7}">
   <ds:schemaRefs>
     <ds:schemaRef ds:uri="http://schemas.microsoft.com/office/2006/metadata/contentType"/>
@@ -9691,21 +9710,10 @@
 </ds:datastoreItem>
 </file>
 
-<file path=customXml/itemProps3.xml><?xml version="1.0" encoding="utf-8"?>
-<ds:datastoreItem xmlns:ds="http://schemas.openxmlformats.org/officeDocument/2006/customXml" ds:itemID="{0EF6B3C1-2C0C-45C1-848E-2E47DFDB0FBC}">
+<file path=customXml/itemProps4.xml><?xml version="1.0" encoding="utf-8"?>
+<ds:datastoreItem xmlns:ds="http://schemas.openxmlformats.org/officeDocument/2006/customXml" ds:itemID="{10D35394-9BBA-4CA7-9ACA-93FF9FC4B9FE}">
   <ds:schemaRefs>
-    <ds:schemaRef ds:uri="http://schemas.microsoft.com/office/2006/metadata/properties"/>
-    <ds:schemaRef ds:uri="http://schemas.microsoft.com/office/infopath/2007/PartnerControls"/>
-    <ds:schemaRef ds:uri="23b7ebbb-480e-4d36-8f38-fd0ac82dae9c"/>
-    <ds:schemaRef ds:uri="87f1a149-5420-40c2-b2e8-d8d0877ebc85"/>
-  </ds:schemaRefs>
-</ds:datastoreItem>
-</file>
-
-<file path=customXml/itemProps4.xml><?xml version="1.0" encoding="utf-8"?>
-<ds:datastoreItem xmlns:ds="http://schemas.openxmlformats.org/officeDocument/2006/customXml" ds:itemID="{ADE80AD1-B511-437D-9EC6-E71B406ED00D}">
-  <ds:schemaRefs>
-    <ds:schemaRef ds:uri="http://schemas.microsoft.com/sharepoint/v3/contenttype/forms"/>
+    <ds:schemaRef ds:uri="http://schemas.openxmlformats.org/officeDocument/2006/bibliography"/>
   </ds:schemaRefs>
 </ds:datastoreItem>
 </file>